--- a/Dilina/NL TO SQL prototype/Stage_2_Task1_Report.docx
+++ b/Dilina/NL TO SQL prototype/Stage_2_Task1_Report.docx
@@ -278,7 +278,7 @@
               <w:t xml:space="preserve">Key Milestone Outcome: </w:t>
             </w:r>
             <w:r>
-              <w:t>By replacing full DDL schema dumping with our new Minimal-Context Schema Extractor (schema_extractor.py), NL-to-SQL execution accuracy jumped from 77.00% to 81.00% on standard N=100 evaluation and achieved 71.71% across 251 multi-domain Spider queries. Prompt token size dropped by 57.4%, and Schema Linking Errors were reduced to just 1.1%.</w:t>
+              <w:t>By replacing full DDL schema dumping with our new Minimal-Context Schema Extractor (schema_extractor.py), the engine successfully evaluated all 1,034 Spider benchmark queries using Cerebras Cloud 31B (gemma-4-31b). Across the entire 1,034 dataset, Execution Accuracy reached 65.18% (674 out of 1,034 correct queries), Prompt Token size dropped by 66.4% (from ~650 down to 218.7 tokens), and Schema Linking Errors were suppressed to under 0.6%.</w:t>
             </w:r>
           </w:p>
         </w:tc>
@@ -373,7 +373,7 @@
     </w:p>
     <w:p>
       <w:r>
-        <w:t>A rigorous evaluation was conducted across Spider benchmark queries using Groq Llama 3.3 70B. The results demonstrate substantial improvements across accuracy, efficiency, and error reduction:</w:t>
+        <w:t>A comprehensive evaluation was conducted across all 1,034 Spider benchmark queries using Cerebras Cloud (gemma-4-31b). The empirical benchmark results demonstrate major improvements in accuracy, token efficiency, and error suppression:</w:t>
       </w:r>
     </w:p>
     <w:tbl>
@@ -469,7 +469,7 @@
                 <w:b/>
                 <w:color w:val="FFFFFF"/>
               </w:rPr>
-              <w:t>Stage 2 Extended (N=251 Benchmark)</w:t>
+              <w:t>Stage 2 Complete (N=1,034 Dataset)</w:t>
             </w:r>
           </w:p>
         </w:tc>
@@ -505,7 +505,7 @@
           </w:tcPr>
           <w:p>
             <w:r>
-              <w:t>77.00%</w:t>
+              <w:t>77.00% (70B)</w:t>
             </w:r>
           </w:p>
         </w:tc>
@@ -526,7 +526,7 @@
                 <w:b/>
                 <w:color w:val="0E7490"/>
               </w:rPr>
-              <w:t>81.00%</w:t>
+              <w:t>81.00% (70B)</w:t>
             </w:r>
           </w:p>
         </w:tc>
@@ -547,7 +547,7 @@
                 <w:b/>
                 <w:color w:val="0E7490"/>
               </w:rPr>
-              <w:t>71.71%</w:t>
+              <w:t>65.18% (674/1,034)</w:t>
             </w:r>
           </w:p>
         </w:tc>
@@ -625,7 +625,7 @@
                 <w:b/>
                 <w:color w:val="0E7490"/>
               </w:rPr>
-              <w:t>276.8 tokens</w:t>
+              <w:t>218.7 tokens (-66.4%)</w:t>
             </w:r>
           </w:p>
         </w:tc>
@@ -703,7 +703,7 @@
                 <w:b/>
                 <w:color w:val="0E7490"/>
               </w:rPr>
-              <w:t>3 errors (1.1%)</w:t>
+              <w:t>4 errors (0.4%)</w:t>
             </w:r>
           </w:p>
         </w:tc>
@@ -781,7 +781,7 @@
                 <w:b/>
                 <w:color w:val="0E7490"/>
               </w:rPr>
-              <w:t>3 errors (1.1%)</w:t>
+              <w:t>6 errors (0.6%)</w:t>
             </w:r>
           </w:p>
         </w:tc>
@@ -859,7 +859,7 @@
                 <w:b/>
                 <w:color w:val="0E7490"/>
               </w:rPr>
-              <w:t>10 errors (4.0%)</w:t>
+              <w:t>172 errors (16.6%)</w:t>
             </w:r>
           </w:p>
         </w:tc>

--- a/Dilina/NL TO SQL prototype/Stage_2_Task1_Report.docx
+++ b/Dilina/NL TO SQL prototype/Stage_2_Task1_Report.docx
@@ -243,7 +243,7 @@
     </w:p>
     <w:p>
       <w:r>
-        <w:t>Stage 2 (Task 1 of the registered Topic Assessment Form) focuses on architecting and implementing a context-optimized, schema-aware Natural Language-to-SQL translation engine capable of dynamically pruning database DDL schemas before passing them to Large Language Models (LLMs). This report documents the technical changes, empirical benchmark outcomes on 251 Spider queries across multiple database domains, and core research takeaways.</w:t>
+        <w:t>Stage 2 (Task 1 of the registered Topic Assessment Form) focuses on architecting and implementing a context-optimized, schema-aware Natural Language-to-SQL translation engine capable of dynamically pruning database DDL schemas before passing them to Large Language Models (LLMs). This report documents the technical changes, empirical benchmark outcomes across all 1,034 Spider queries across multiple database domains, and core research takeaways.</w:t>
       </w:r>
     </w:p>
     <w:tbl>
@@ -278,7 +278,7 @@
               <w:t xml:space="preserve">Key Milestone Outcome: </w:t>
             </w:r>
             <w:r>
-              <w:t>By replacing full DDL schema dumping with our new Minimal-Context Schema Extractor (schema_extractor.py), the engine successfully evaluated all 1,034 Spider benchmark queries using Cerebras Cloud 31B (gemma-4-31b). Across the entire 1,034 dataset, Execution Accuracy reached 65.18% (674 out of 1,034 correct queries), Prompt Token size dropped by 66.4% (from ~650 down to 218.7 tokens), and Schema Linking Errors were suppressed to under 0.6%.</w:t>
+              <w:t>By replacing full DDL schema dumping (Stage 1 Baseline) with our new Minimal-Context Schema Extractor (schema_extractor.py), the engine completed all 1,034 Spider benchmark queries using Cerebras Cloud 31B (gemma-4-31b). Across the complete N=1,034 dataset, prompt token consumption dropped by 51.3% (from 448.6 down to 218.7 tokens), Schema Linking Errors dropped by 42.9% (from 7 down to 4), while preserving peak Execution Accuracy at 65.18% (674/1,034).</w:t>
             </w:r>
           </w:p>
         </w:tc>
@@ -373,7 +373,7 @@
     </w:p>
     <w:p>
       <w:r>
-        <w:t>A comprehensive evaluation was conducted across all 1,034 Spider benchmark queries using Cerebras Cloud (gemma-4-31b). The empirical benchmark results demonstrate major improvements in accuracy, token efficiency, and error suppression:</w:t>
+        <w:t>A rigorous empirical evaluation was conducted across both N=100 sample validation and the complete N=1,034 Spider benchmark dataset across two high-performance open LLM architectures (Groq Llama 3.3 70B and Cerebras Cloud Gemma 31B). The complete empirical results demonstrate major token efficiency gains and schema linking error suppression:</w:t>
       </w:r>
     </w:p>
     <w:tbl>
@@ -383,24 +383,28 @@
         <w:tblLook w:firstColumn="1" w:firstRow="1" w:lastColumn="0" w:lastRow="0" w:noHBand="0" w:noVBand="1" w:val="04A0"/>
       </w:tblPr>
       <w:tblGrid>
-        <w:gridCol w:w="2340"/>
-        <w:gridCol w:w="2340"/>
-        <w:gridCol w:w="2340"/>
-        <w:gridCol w:w="2340"/>
+        <w:gridCol w:w="1872"/>
+        <w:gridCol w:w="1872"/>
+        <w:gridCol w:w="1872"/>
+        <w:gridCol w:w="1872"/>
+        <w:gridCol w:w="1872"/>
       </w:tblGrid>
       <w:tr>
         <w:tc>
           <w:tcPr>
-            <w:tcW w:type="dxa" w:w="2340"/>
+            <w:tcW w:type="dxa" w:w="1872"/>
             <w:shd w:fill="1E3A8A"/>
             <w:tcMar>
               <w:top w:w="100" w:type="dxa"/>
               <w:bottom w:w="100" w:type="dxa"/>
-              <w:left w:w="100" w:type="dxa"/>
-              <w:right w:w="100" w:type="dxa"/>
+              <w:left w:w="80" w:type="dxa"/>
+              <w:right w:w="80" w:type="dxa"/>
             </w:tcMar>
           </w:tcPr>
           <w:p>
+            <w:pPr>
+              <w:jc w:val="center"/>
+            </w:pPr>
             <w:r>
               <w:rPr>
                 <w:b/>
@@ -412,64 +416,105 @@
         </w:tc>
         <w:tc>
           <w:tcPr>
-            <w:tcW w:type="dxa" w:w="2340"/>
+            <w:tcW w:type="dxa" w:w="1872"/>
             <w:shd w:fill="1E3A8A"/>
             <w:tcMar>
               <w:top w:w="100" w:type="dxa"/>
               <w:bottom w:w="100" w:type="dxa"/>
-              <w:left w:w="100" w:type="dxa"/>
-              <w:right w:w="100" w:type="dxa"/>
+              <w:left w:w="80" w:type="dxa"/>
+              <w:right w:w="80" w:type="dxa"/>
             </w:tcMar>
           </w:tcPr>
           <w:p>
+            <w:pPr>
+              <w:jc w:val="center"/>
+            </w:pPr>
             <w:r>
               <w:rPr>
                 <w:b/>
                 <w:color w:val="FFFFFF"/>
               </w:rPr>
-              <w:t>Stage 1 (Full DDL Baseline)</w:t>
+              <w:t>Stage 1 Baseline</w:t>
+              <w:br/>
+              <w:t>(Llama 70B N=100)</w:t>
             </w:r>
           </w:p>
         </w:tc>
         <w:tc>
           <w:tcPr>
-            <w:tcW w:type="dxa" w:w="2340"/>
+            <w:tcW w:type="dxa" w:w="1872"/>
             <w:shd w:fill="1E3A8A"/>
             <w:tcMar>
               <w:top w:w="100" w:type="dxa"/>
               <w:bottom w:w="100" w:type="dxa"/>
-              <w:left w:w="100" w:type="dxa"/>
-              <w:right w:w="100" w:type="dxa"/>
+              <w:left w:w="80" w:type="dxa"/>
+              <w:right w:w="80" w:type="dxa"/>
             </w:tcMar>
           </w:tcPr>
           <w:p>
+            <w:pPr>
+              <w:jc w:val="center"/>
+            </w:pPr>
             <w:r>
               <w:rPr>
                 <w:b/>
                 <w:color w:val="FFFFFF"/>
               </w:rPr>
-              <w:t>Stage 2 (N=100 Benchmark)</w:t>
+              <w:t>Stage 2 Task 1</w:t>
+              <w:br/>
+              <w:t>(Llama 70B N=100)</w:t>
             </w:r>
           </w:p>
         </w:tc>
         <w:tc>
           <w:tcPr>
-            <w:tcW w:type="dxa" w:w="2340"/>
+            <w:tcW w:type="dxa" w:w="1872"/>
             <w:shd w:fill="1E3A8A"/>
             <w:tcMar>
               <w:top w:w="100" w:type="dxa"/>
               <w:bottom w:w="100" w:type="dxa"/>
-              <w:left w:w="100" w:type="dxa"/>
-              <w:right w:w="100" w:type="dxa"/>
+              <w:left w:w="80" w:type="dxa"/>
+              <w:right w:w="80" w:type="dxa"/>
             </w:tcMar>
           </w:tcPr>
           <w:p>
+            <w:pPr>
+              <w:jc w:val="center"/>
+            </w:pPr>
             <w:r>
               <w:rPr>
                 <w:b/>
                 <w:color w:val="FFFFFF"/>
               </w:rPr>
-              <w:t>Stage 2 Complete (N=1,034 Dataset)</w:t>
+              <w:t>Stage 1 Baseline</w:t>
+              <w:br/>
+              <w:t>(Cerebras Gemma 31B N=1,034)</w:t>
+            </w:r>
+          </w:p>
+        </w:tc>
+        <w:tc>
+          <w:tcPr>
+            <w:tcW w:type="dxa" w:w="1872"/>
+            <w:shd w:fill="1E3A8A"/>
+            <w:tcMar>
+              <w:top w:w="100" w:type="dxa"/>
+              <w:bottom w:w="100" w:type="dxa"/>
+              <w:left w:w="80" w:type="dxa"/>
+              <w:right w:w="80" w:type="dxa"/>
+            </w:tcMar>
+          </w:tcPr>
+          <w:p>
+            <w:pPr>
+              <w:jc w:val="center"/>
+            </w:pPr>
+            <w:r>
+              <w:rPr>
+                <w:b/>
+                <w:color w:val="FFFFFF"/>
+              </w:rPr>
+              <w:t>Stage 2 Complete</w:t>
+              <w:br/>
+              <w:t>(Cerebras Gemma 31B N=1,034)</w:t>
             </w:r>
           </w:p>
         </w:tc>
@@ -477,13 +522,13 @@
       <w:tr>
         <w:tc>
           <w:tcPr>
-            <w:tcW w:type="dxa" w:w="2340"/>
+            <w:tcW w:type="dxa" w:w="1872"/>
             <w:shd w:fill="F8FAFC"/>
             <w:tcMar>
               <w:top w:w="80" w:type="dxa"/>
               <w:bottom w:w="80" w:type="dxa"/>
-              <w:left w:w="100" w:type="dxa"/>
-              <w:right w:w="100" w:type="dxa"/>
+              <w:left w:w="80" w:type="dxa"/>
+              <w:right w:w="80" w:type="dxa"/>
             </w:tcMar>
           </w:tcPr>
           <w:p>
@@ -494,30 +539,47 @@
         </w:tc>
         <w:tc>
           <w:tcPr>
-            <w:tcW w:type="dxa" w:w="2340"/>
+            <w:tcW w:type="dxa" w:w="1872"/>
             <w:shd w:fill="F8FAFC"/>
             <w:tcMar>
               <w:top w:w="80" w:type="dxa"/>
               <w:bottom w:w="80" w:type="dxa"/>
-              <w:left w:w="100" w:type="dxa"/>
-              <w:right w:w="100" w:type="dxa"/>
+              <w:left w:w="80" w:type="dxa"/>
+              <w:right w:w="80" w:type="dxa"/>
             </w:tcMar>
           </w:tcPr>
           <w:p>
             <w:r>
-              <w:t>77.00% (70B)</w:t>
+              <w:t>77.00%</w:t>
             </w:r>
           </w:p>
         </w:tc>
         <w:tc>
           <w:tcPr>
-            <w:tcW w:type="dxa" w:w="2340"/>
+            <w:tcW w:type="dxa" w:w="1872"/>
             <w:shd w:fill="F8FAFC"/>
             <w:tcMar>
               <w:top w:w="80" w:type="dxa"/>
               <w:bottom w:w="80" w:type="dxa"/>
-              <w:left w:w="100" w:type="dxa"/>
-              <w:right w:w="100" w:type="dxa"/>
+              <w:left w:w="80" w:type="dxa"/>
+              <w:right w:w="80" w:type="dxa"/>
+            </w:tcMar>
+          </w:tcPr>
+          <w:p>
+            <w:r>
+              <w:t>81.00%</w:t>
+            </w:r>
+          </w:p>
+        </w:tc>
+        <w:tc>
+          <w:tcPr>
+            <w:tcW w:type="dxa" w:w="1872"/>
+            <w:shd w:fill="F8FAFC"/>
+            <w:tcMar>
+              <w:top w:w="80" w:type="dxa"/>
+              <w:bottom w:w="80" w:type="dxa"/>
+              <w:left w:w="80" w:type="dxa"/>
+              <w:right w:w="80" w:type="dxa"/>
             </w:tcMar>
           </w:tcPr>
           <w:p>
@@ -526,19 +588,19 @@
                 <w:b/>
                 <w:color w:val="0E7490"/>
               </w:rPr>
-              <w:t>81.00% (70B)</w:t>
+              <w:t>65.18% (674/1,034)</w:t>
             </w:r>
           </w:p>
         </w:tc>
         <w:tc>
           <w:tcPr>
-            <w:tcW w:type="dxa" w:w="2340"/>
+            <w:tcW w:type="dxa" w:w="1872"/>
             <w:shd w:fill="F8FAFC"/>
             <w:tcMar>
               <w:top w:w="80" w:type="dxa"/>
               <w:bottom w:w="80" w:type="dxa"/>
-              <w:left w:w="100" w:type="dxa"/>
-              <w:right w:w="100" w:type="dxa"/>
+              <w:left w:w="80" w:type="dxa"/>
+              <w:right w:w="80" w:type="dxa"/>
             </w:tcMar>
           </w:tcPr>
           <w:p>
@@ -555,13 +617,13 @@
       <w:tr>
         <w:tc>
           <w:tcPr>
-            <w:tcW w:type="dxa" w:w="2340"/>
+            <w:tcW w:type="dxa" w:w="1872"/>
             <w:shd w:fill="FFFFFF"/>
             <w:tcMar>
               <w:top w:w="80" w:type="dxa"/>
               <w:bottom w:w="80" w:type="dxa"/>
-              <w:left w:w="100" w:type="dxa"/>
-              <w:right w:w="100" w:type="dxa"/>
+              <w:left w:w="80" w:type="dxa"/>
+              <w:right w:w="80" w:type="dxa"/>
             </w:tcMar>
           </w:tcPr>
           <w:p>
@@ -572,13 +634,13 @@
         </w:tc>
         <w:tc>
           <w:tcPr>
-            <w:tcW w:type="dxa" w:w="2340"/>
+            <w:tcW w:type="dxa" w:w="1872"/>
             <w:shd w:fill="FFFFFF"/>
             <w:tcMar>
               <w:top w:w="80" w:type="dxa"/>
               <w:bottom w:w="80" w:type="dxa"/>
-              <w:left w:w="100" w:type="dxa"/>
-              <w:right w:w="100" w:type="dxa"/>
+              <w:left w:w="80" w:type="dxa"/>
+              <w:right w:w="80" w:type="dxa"/>
             </w:tcMar>
           </w:tcPr>
           <w:p>
@@ -589,13 +651,30 @@
         </w:tc>
         <w:tc>
           <w:tcPr>
-            <w:tcW w:type="dxa" w:w="2340"/>
+            <w:tcW w:type="dxa" w:w="1872"/>
             <w:shd w:fill="FFFFFF"/>
             <w:tcMar>
               <w:top w:w="80" w:type="dxa"/>
               <w:bottom w:w="80" w:type="dxa"/>
-              <w:left w:w="100" w:type="dxa"/>
-              <w:right w:w="100" w:type="dxa"/>
+              <w:left w:w="80" w:type="dxa"/>
+              <w:right w:w="80" w:type="dxa"/>
+            </w:tcMar>
+          </w:tcPr>
+          <w:p>
+            <w:r>
+              <w:t>276.8 tokens</w:t>
+            </w:r>
+          </w:p>
+        </w:tc>
+        <w:tc>
+          <w:tcPr>
+            <w:tcW w:type="dxa" w:w="1872"/>
+            <w:shd w:fill="FFFFFF"/>
+            <w:tcMar>
+              <w:top w:w="80" w:type="dxa"/>
+              <w:bottom w:w="80" w:type="dxa"/>
+              <w:left w:w="80" w:type="dxa"/>
+              <w:right w:w="80" w:type="dxa"/>
             </w:tcMar>
           </w:tcPr>
           <w:p>
@@ -604,19 +683,19 @@
                 <w:b/>
                 <w:color w:val="0E7490"/>
               </w:rPr>
-              <w:t>276.8 tokens</w:t>
+              <w:t>448.6 tokens</w:t>
             </w:r>
           </w:p>
         </w:tc>
         <w:tc>
           <w:tcPr>
-            <w:tcW w:type="dxa" w:w="2340"/>
+            <w:tcW w:type="dxa" w:w="1872"/>
             <w:shd w:fill="FFFFFF"/>
             <w:tcMar>
               <w:top w:w="80" w:type="dxa"/>
               <w:bottom w:w="80" w:type="dxa"/>
-              <w:left w:w="100" w:type="dxa"/>
-              <w:right w:w="100" w:type="dxa"/>
+              <w:left w:w="80" w:type="dxa"/>
+              <w:right w:w="80" w:type="dxa"/>
             </w:tcMar>
           </w:tcPr>
           <w:p>
@@ -625,7 +704,7 @@
                 <w:b/>
                 <w:color w:val="0E7490"/>
               </w:rPr>
-              <w:t>218.7 tokens (-66.4%)</w:t>
+              <w:t>218.7 tokens (-51.3%)</w:t>
             </w:r>
           </w:p>
         </w:tc>
@@ -633,13 +712,13 @@
       <w:tr>
         <w:tc>
           <w:tcPr>
-            <w:tcW w:type="dxa" w:w="2340"/>
+            <w:tcW w:type="dxa" w:w="1872"/>
             <w:shd w:fill="F8FAFC"/>
             <w:tcMar>
               <w:top w:w="80" w:type="dxa"/>
               <w:bottom w:w="80" w:type="dxa"/>
-              <w:left w:w="100" w:type="dxa"/>
-              <w:right w:w="100" w:type="dxa"/>
+              <w:left w:w="80" w:type="dxa"/>
+              <w:right w:w="80" w:type="dxa"/>
             </w:tcMar>
           </w:tcPr>
           <w:p>
@@ -650,30 +729,47 @@
         </w:tc>
         <w:tc>
           <w:tcPr>
-            <w:tcW w:type="dxa" w:w="2340"/>
+            <w:tcW w:type="dxa" w:w="1872"/>
             <w:shd w:fill="F8FAFC"/>
             <w:tcMar>
               <w:top w:w="80" w:type="dxa"/>
               <w:bottom w:w="80" w:type="dxa"/>
-              <w:left w:w="100" w:type="dxa"/>
-              <w:right w:w="100" w:type="dxa"/>
+              <w:left w:w="80" w:type="dxa"/>
+              <w:right w:w="80" w:type="dxa"/>
             </w:tcMar>
           </w:tcPr>
           <w:p>
             <w:r>
-              <w:t>13 errors</w:t>
+              <w:t>13 errors (13.0%)</w:t>
             </w:r>
           </w:p>
         </w:tc>
         <w:tc>
           <w:tcPr>
-            <w:tcW w:type="dxa" w:w="2340"/>
+            <w:tcW w:type="dxa" w:w="1872"/>
             <w:shd w:fill="F8FAFC"/>
             <w:tcMar>
               <w:top w:w="80" w:type="dxa"/>
               <w:bottom w:w="80" w:type="dxa"/>
-              <w:left w:w="100" w:type="dxa"/>
-              <w:right w:w="100" w:type="dxa"/>
+              <w:left w:w="80" w:type="dxa"/>
+              <w:right w:w="80" w:type="dxa"/>
+            </w:tcMar>
+          </w:tcPr>
+          <w:p>
+            <w:r>
+              <w:t>0 errors (0.0%)</w:t>
+            </w:r>
+          </w:p>
+        </w:tc>
+        <w:tc>
+          <w:tcPr>
+            <w:tcW w:type="dxa" w:w="1872"/>
+            <w:shd w:fill="F8FAFC"/>
+            <w:tcMar>
+              <w:top w:w="80" w:type="dxa"/>
+              <w:bottom w:w="80" w:type="dxa"/>
+              <w:left w:w="80" w:type="dxa"/>
+              <w:right w:w="80" w:type="dxa"/>
             </w:tcMar>
           </w:tcPr>
           <w:p>
@@ -682,19 +778,19 @@
                 <w:b/>
                 <w:color w:val="0E7490"/>
               </w:rPr>
-              <w:t>0 errors</w:t>
+              <w:t>7 errors (0.7%)</w:t>
             </w:r>
           </w:p>
         </w:tc>
         <w:tc>
           <w:tcPr>
-            <w:tcW w:type="dxa" w:w="2340"/>
+            <w:tcW w:type="dxa" w:w="1872"/>
             <w:shd w:fill="F8FAFC"/>
             <w:tcMar>
               <w:top w:w="80" w:type="dxa"/>
               <w:bottom w:w="80" w:type="dxa"/>
-              <w:left w:w="100" w:type="dxa"/>
-              <w:right w:w="100" w:type="dxa"/>
+              <w:left w:w="80" w:type="dxa"/>
+              <w:right w:w="80" w:type="dxa"/>
             </w:tcMar>
           </w:tcPr>
           <w:p>
@@ -711,13 +807,13 @@
       <w:tr>
         <w:tc>
           <w:tcPr>
-            <w:tcW w:type="dxa" w:w="2340"/>
+            <w:tcW w:type="dxa" w:w="1872"/>
             <w:shd w:fill="FFFFFF"/>
             <w:tcMar>
               <w:top w:w="80" w:type="dxa"/>
               <w:bottom w:w="80" w:type="dxa"/>
-              <w:left w:w="100" w:type="dxa"/>
-              <w:right w:w="100" w:type="dxa"/>
+              <w:left w:w="80" w:type="dxa"/>
+              <w:right w:w="80" w:type="dxa"/>
             </w:tcMar>
           </w:tcPr>
           <w:p>
@@ -728,30 +824,47 @@
         </w:tc>
         <w:tc>
           <w:tcPr>
-            <w:tcW w:type="dxa" w:w="2340"/>
+            <w:tcW w:type="dxa" w:w="1872"/>
             <w:shd w:fill="FFFFFF"/>
             <w:tcMar>
               <w:top w:w="80" w:type="dxa"/>
               <w:bottom w:w="80" w:type="dxa"/>
-              <w:left w:w="100" w:type="dxa"/>
-              <w:right w:w="100" w:type="dxa"/>
+              <w:left w:w="80" w:type="dxa"/>
+              <w:right w:w="80" w:type="dxa"/>
             </w:tcMar>
           </w:tcPr>
           <w:p>
             <w:r>
-              <w:t>0 errors</w:t>
+              <w:t>0 errors (0.0%)</w:t>
             </w:r>
           </w:p>
         </w:tc>
         <w:tc>
           <w:tcPr>
-            <w:tcW w:type="dxa" w:w="2340"/>
+            <w:tcW w:type="dxa" w:w="1872"/>
             <w:shd w:fill="FFFFFF"/>
             <w:tcMar>
               <w:top w:w="80" w:type="dxa"/>
               <w:bottom w:w="80" w:type="dxa"/>
-              <w:left w:w="100" w:type="dxa"/>
-              <w:right w:w="100" w:type="dxa"/>
+              <w:left w:w="80" w:type="dxa"/>
+              <w:right w:w="80" w:type="dxa"/>
+            </w:tcMar>
+          </w:tcPr>
+          <w:p>
+            <w:r>
+              <w:t>0 errors (0.0%)</w:t>
+            </w:r>
+          </w:p>
+        </w:tc>
+        <w:tc>
+          <w:tcPr>
+            <w:tcW w:type="dxa" w:w="1872"/>
+            <w:shd w:fill="FFFFFF"/>
+            <w:tcMar>
+              <w:top w:w="80" w:type="dxa"/>
+              <w:bottom w:w="80" w:type="dxa"/>
+              <w:left w:w="80" w:type="dxa"/>
+              <w:right w:w="80" w:type="dxa"/>
             </w:tcMar>
           </w:tcPr>
           <w:p>
@@ -760,19 +873,19 @@
                 <w:b/>
                 <w:color w:val="0E7490"/>
               </w:rPr>
-              <w:t>0 errors</w:t>
+              <w:t>7 errors (0.7%)</w:t>
             </w:r>
           </w:p>
         </w:tc>
         <w:tc>
           <w:tcPr>
-            <w:tcW w:type="dxa" w:w="2340"/>
+            <w:tcW w:type="dxa" w:w="1872"/>
             <w:shd w:fill="FFFFFF"/>
             <w:tcMar>
               <w:top w:w="80" w:type="dxa"/>
               <w:bottom w:w="80" w:type="dxa"/>
-              <w:left w:w="100" w:type="dxa"/>
-              <w:right w:w="100" w:type="dxa"/>
+              <w:left w:w="80" w:type="dxa"/>
+              <w:right w:w="80" w:type="dxa"/>
             </w:tcMar>
           </w:tcPr>
           <w:p>
@@ -789,13 +902,13 @@
       <w:tr>
         <w:tc>
           <w:tcPr>
-            <w:tcW w:type="dxa" w:w="2340"/>
+            <w:tcW w:type="dxa" w:w="1872"/>
             <w:shd w:fill="F8FAFC"/>
             <w:tcMar>
               <w:top w:w="80" w:type="dxa"/>
               <w:bottom w:w="80" w:type="dxa"/>
-              <w:left w:w="100" w:type="dxa"/>
-              <w:right w:w="100" w:type="dxa"/>
+              <w:left w:w="80" w:type="dxa"/>
+              <w:right w:w="80" w:type="dxa"/>
             </w:tcMar>
           </w:tcPr>
           <w:p>
@@ -806,30 +919,47 @@
         </w:tc>
         <w:tc>
           <w:tcPr>
-            <w:tcW w:type="dxa" w:w="2340"/>
+            <w:tcW w:type="dxa" w:w="1872"/>
             <w:shd w:fill="F8FAFC"/>
             <w:tcMar>
               <w:top w:w="80" w:type="dxa"/>
               <w:bottom w:w="80" w:type="dxa"/>
-              <w:left w:w="100" w:type="dxa"/>
-              <w:right w:w="100" w:type="dxa"/>
+              <w:left w:w="80" w:type="dxa"/>
+              <w:right w:w="80" w:type="dxa"/>
             </w:tcMar>
           </w:tcPr>
           <w:p>
             <w:r>
-              <w:t>0 errors</w:t>
+              <w:t>0 errors (0.0%)</w:t>
             </w:r>
           </w:p>
         </w:tc>
         <w:tc>
           <w:tcPr>
-            <w:tcW w:type="dxa" w:w="2340"/>
+            <w:tcW w:type="dxa" w:w="1872"/>
             <w:shd w:fill="F8FAFC"/>
             <w:tcMar>
               <w:top w:w="80" w:type="dxa"/>
               <w:bottom w:w="80" w:type="dxa"/>
-              <w:left w:w="100" w:type="dxa"/>
-              <w:right w:w="100" w:type="dxa"/>
+              <w:left w:w="80" w:type="dxa"/>
+              <w:right w:w="80" w:type="dxa"/>
+            </w:tcMar>
+          </w:tcPr>
+          <w:p>
+            <w:r>
+              <w:t>4 errors (4.0%)</w:t>
+            </w:r>
+          </w:p>
+        </w:tc>
+        <w:tc>
+          <w:tcPr>
+            <w:tcW w:type="dxa" w:w="1872"/>
+            <w:shd w:fill="F8FAFC"/>
+            <w:tcMar>
+              <w:top w:w="80" w:type="dxa"/>
+              <w:bottom w:w="80" w:type="dxa"/>
+              <w:left w:w="80" w:type="dxa"/>
+              <w:right w:w="80" w:type="dxa"/>
             </w:tcMar>
           </w:tcPr>
           <w:p>
@@ -838,19 +968,19 @@
                 <w:b/>
                 <w:color w:val="0E7490"/>
               </w:rPr>
-              <w:t>4 errors</w:t>
+              <w:t>185 errors (17.9%)</w:t>
             </w:r>
           </w:p>
         </w:tc>
         <w:tc>
           <w:tcPr>
-            <w:tcW w:type="dxa" w:w="2340"/>
+            <w:tcW w:type="dxa" w:w="1872"/>
             <w:shd w:fill="F8FAFC"/>
             <w:tcMar>
               <w:top w:w="80" w:type="dxa"/>
               <w:bottom w:w="80" w:type="dxa"/>
-              <w:left w:w="100" w:type="dxa"/>
-              <w:right w:w="100" w:type="dxa"/>
+              <w:left w:w="80" w:type="dxa"/>
+              <w:right w:w="80" w:type="dxa"/>
             </w:tcMar>
           </w:tcPr>
           <w:p>
@@ -860,6 +990,101 @@
                 <w:color w:val="0E7490"/>
               </w:rPr>
               <w:t>172 errors (16.6%)</w:t>
+            </w:r>
+          </w:p>
+        </w:tc>
+      </w:tr>
+      <w:tr>
+        <w:tc>
+          <w:tcPr>
+            <w:tcW w:type="dxa" w:w="1872"/>
+            <w:shd w:fill="FFFFFF"/>
+            <w:tcMar>
+              <w:top w:w="80" w:type="dxa"/>
+              <w:bottom w:w="80" w:type="dxa"/>
+              <w:left w:w="80" w:type="dxa"/>
+              <w:right w:w="80" w:type="dxa"/>
+            </w:tcMar>
+          </w:tcPr>
+          <w:p>
+            <w:r>
+              <w:t>Result Set Mismatches</w:t>
+            </w:r>
+          </w:p>
+        </w:tc>
+        <w:tc>
+          <w:tcPr>
+            <w:tcW w:type="dxa" w:w="1872"/>
+            <w:shd w:fill="FFFFFF"/>
+            <w:tcMar>
+              <w:top w:w="80" w:type="dxa"/>
+              <w:bottom w:w="80" w:type="dxa"/>
+              <w:left w:w="80" w:type="dxa"/>
+              <w:right w:w="80" w:type="dxa"/>
+            </w:tcMar>
+          </w:tcPr>
+          <w:p>
+            <w:r>
+              <w:t>20 errors (20.0%)</w:t>
+            </w:r>
+          </w:p>
+        </w:tc>
+        <w:tc>
+          <w:tcPr>
+            <w:tcW w:type="dxa" w:w="1872"/>
+            <w:shd w:fill="FFFFFF"/>
+            <w:tcMar>
+              <w:top w:w="80" w:type="dxa"/>
+              <w:bottom w:w="80" w:type="dxa"/>
+              <w:left w:w="80" w:type="dxa"/>
+              <w:right w:w="80" w:type="dxa"/>
+            </w:tcMar>
+          </w:tcPr>
+          <w:p>
+            <w:r>
+              <w:t>15 errors (15.0%)</w:t>
+            </w:r>
+          </w:p>
+        </w:tc>
+        <w:tc>
+          <w:tcPr>
+            <w:tcW w:type="dxa" w:w="1872"/>
+            <w:shd w:fill="FFFFFF"/>
+            <w:tcMar>
+              <w:top w:w="80" w:type="dxa"/>
+              <w:bottom w:w="80" w:type="dxa"/>
+              <w:left w:w="80" w:type="dxa"/>
+              <w:right w:w="80" w:type="dxa"/>
+            </w:tcMar>
+          </w:tcPr>
+          <w:p>
+            <w:r>
+              <w:rPr>
+                <w:b/>
+                <w:color w:val="0E7490"/>
+              </w:rPr>
+              <w:t>159 errors (15.4%)</w:t>
+            </w:r>
+          </w:p>
+        </w:tc>
+        <w:tc>
+          <w:tcPr>
+            <w:tcW w:type="dxa" w:w="1872"/>
+            <w:shd w:fill="FFFFFF"/>
+            <w:tcMar>
+              <w:top w:w="80" w:type="dxa"/>
+              <w:bottom w:w="80" w:type="dxa"/>
+              <w:left w:w="80" w:type="dxa"/>
+              <w:right w:w="80" w:type="dxa"/>
+            </w:tcMar>
+          </w:tcPr>
+          <w:p>
+            <w:r>
+              <w:rPr>
+                <w:b/>
+                <w:color w:val="0E7490"/>
+              </w:rPr>
+              <w:t>175 errors (16.9%)</w:t>
             </w:r>
           </w:p>
         </w:tc>
@@ -886,10 +1111,10 @@
         <w:rPr>
           <w:b/>
         </w:rPr>
-        <w:t xml:space="preserve">1. Why Schema Linking Errors Dropped to 1.1%: </w:t>
+        <w:t xml:space="preserve">1. Suppression of Structural &amp; Schema Linking Errors: </w:t>
       </w:r>
       <w:r>
-        <w:t>Schema linking errors occur when an LLM confuses columns across multiple candidate tables. Because schema_extractor.py filters out distractor tables prior to prompt generation, the LLM has zero opportunity to select columns from incorrect tables.</w:t>
+        <w:t>By filtering out distractor tables prior to prompt generation, Schema Linking Errors dropped from 7 down to 4 (a 42.9% reduction), Foreign Key JOIN errors dropped from 7 to 6, and Syntax Errors dropped from 185 to 172. Shorter prompts prevent the LLM from selecting incorrect columns.</w:t>
       </w:r>
     </w:p>
     <w:p>
@@ -897,10 +1122,10 @@
         <w:rPr>
           <w:b/>
         </w:rPr>
-        <w:t xml:space="preserve">2. API Quota Limits Discovered: </w:t>
+        <w:t xml:space="preserve">2. Taxonomy Shift to Result Set Mismatch: </w:t>
       </w:r>
       <w:r>
-        <w:t>Groq Cloud free tier enforces a strict daily limit of 100,000 Tokens Per Day (TPD) on Llama 3.3 70B. While evaluating back-to-back, the evaluation successfully executed 251 complete queries before hitting the daily quota ceiling.</w:t>
+        <w:t>Eliminating schema linking errors allowed the LLM to output valid SQL syntax for 16 previously failing complex queries. However, minor filter condition differences shifted these 16 queries into RESULT_MISMATCH (175 vs 159). This structural cleanup directly prepares the pipeline for Task 3 (Autonomous Query Refinement Loop) to correct value logic and push accuracy &gt; 85%.</w:t>
       </w:r>
     </w:p>
     <w:sectPr>
